--- a/src/Layers/GB/Tests/TestLibraries/Test Report - Default=Word.docx
+++ b/src/Layers/GB/Tests/TestLibraries/Test Report - Default=Word.docx
@@ -1444,79 +1444,42 @@
 </a:theme>
 </file>
 
-<file path=customXml/item2.xml>��< ? x m l   v e r s i o n = " 1 . 0 "   e n c o d i n g = " u t f - 1 6 " ? > - 
- < N a v W o r d R e p o r t X m l P a r t   x m l n s = " u r n : m i c r o s o f t - d y n a m i c s - n a v / r e p o r t s / T e s t   R e p o r t   -   D e f a u l t = W o r d / 1 3 4 6 0 0 / " > - 
-     < B C R e p o r t I n f o r m a t i o n   x m l n s = " " > - 
-         < R e p o r t M e t a d a t a > - 
-             < E x t e n s i o n I D > E x t e n s i o n   I D < / E x t e n s i o n I D > - 
-             < E x t e n s i o n N a m e > E x t e n s i o n   n a m e < / E x t e n s i o n N a m e > - 
-             < E x t e n s i o n P u b l i s h e r > E x t e n s i o n   p u b l i s h e r < / E x t e n s i o n P u b l i s h e r > - 
-             < E x t e n s i o n V e r s i o n > E x t e n s i o n   v e r s i o n < / E x t e n s i o n V e r s i o n > - 
-             < R e p o r t I D > R e p o r t   I D < / R e p o r t I D > - 
-             < R e p o r t N a m e > R e p o r t   n a m e < / R e p o r t N a m e > - 
-             < A b o u t T h i s R e p o r t T i t l e > A b o u t   T h i s   R e p o r t   T i t l e < / A b o u t T h i s R e p o r t T i t l e > - 
-             < A b o u t T h i s R e p o r t T e x t > A b o u t   T h i s   R e p o r t   T e x t < / A b o u t T h i s R e p o r t T e x t > - 
-             < R e p o r t H e l p L i n k > R e p o r t   H e l p   L i n k < / R e p o r t H e l p L i n k > - 
-         < / R e p o r t M e t a d a t a > - 
-         < R e p o r t R e q u e s t > - 
-             < T e n a n t E n t r a I d > T e n a n t   E n t r a   I d < / T e n a n t E n t r a I d > - 
-             < E n v i r o n m e n t N a m e > E n v i r o n m e n t   n a m e < / E n v i r o n m e n t N a m e > - 
-             < E n v i r o n m e n t T y p e > E n v i r o n m e n t   t y p e < / E n v i r o n m e n t T y p e > - 
-             < C o m p a n y N a m e > C o m p a n y   n a m e < / C o m p a n y N a m e > - 
-             < C o m p a n y I d > C o m p a n y   I d < / C o m p a n y I d > - 
-             < U s e r N a m e > U s e r   n a m e < / U s e r N a m e > - 
-             < D a t e A n d T i m e > D a t e   a n d   t i m e < / D a t e A n d T i m e > - 
-             < L a n g u a g e > L a n g u a g e < / L a n g u a g e > - 
-             < F o r m a t R e g i o n > F o r m a t   R e g i o n < / F o r m a t R e g i o n > - 
-             < D a t e T i m e V a l u e s > - 
-                 < Y e a r > Y e a r < / Y e a r > - 
-                 < M o n t h N u m b e r > M o n t h   n u m b e r < / M o n t h N u m b e r > - 
-                 < D a y N u m b e r > D a y   n u m b e r < / D a y N u m b e r > - 
-                 < H o u r > H o u r < / H o u r > - 
-                 < M i n u t e > M i n u t e < / M i n u t e > - 
-             < / D a t e T i m e V a l u e s > - 
-         < / R e p o r t R e q u e s t > - 
-     < / B C R e p o r t I n f o r m a t i o n > - 
-     < C u s t o m e r > - 
-         < N a m e > N a m e < / N a m e > - 
-         < N o > N o < / N o > - 
-     < / C u s t o m e r > - 
- < / N a v W o r d R e p o r t X m l P a r t > 
+<file path=customXml/item2.xml>﻿<?xml version="1.0" encoding="utf-8"?>
+<NavWordReportXmlPart xmlns="urn:microsoft-dynamics-nav/reports/Test Report - Default=Word/134600/">
+  <BCReportInformation xmlns="">
+    <ReportMetadata>
+      <ExtensionID>Extension ID</ExtensionID>
+      <ExtensionName>Extension name</ExtensionName>
+      <ExtensionPublisher>Extension publisher</ExtensionPublisher>
+      <ExtensionVersion>Extension version</ExtensionVersion>
+      <ReportID>Report ID</ReportID>
+      <ReportName>Report name</ReportName>
+      <AboutThisReportTitle>About This Report Title</AboutThisReportTitle>
+      <AboutThisReportText>About This Report Text</AboutThisReportText>
+      <ReportHelpLink>Report Help Link</ReportHelpLink>
+    <ExtensionId>Extension ID</ExtensionId><ReportId>Report ID</ReportId><ReportCaption>Report Caption</ReportCaption></ReportMetadata>
+    <ReportRequest>
+      <TenantEntraId>Tenant Entra Id</TenantEntraId>
+      <EnvironmentName>Environment name</EnvironmentName>
+      <EnvironmentType>Environment type</EnvironmentType>
+      <CompanyName>Company name</CompanyName>
+      <CompanyId>Company Id</CompanyId>
+      <UserName>User name</UserName>
+      <DateAndTime>Date and time</DateAndTime>
+      <Language>Language</Language>
+      <FormatRegion>Format Region</FormatRegion>
+      <DateTimeValues>
+        <Year>Year</Year>
+        <MonthNumber>Month number</MonthNumber>
+        <DayNumber>Day number</DayNumber>
+        <Hour>Hour</Hour>
+        <Minute>Minute</Minute>
+      </DateTimeValues>
+    <CompanyDisplayName>Company Display Name</CompanyDisplayName></ReportRequest>
+  <CompanyMetadata><CompanyName>Company Name</CompanyName><CompanyDisplayName>Company Display Name</CompanyDisplayName><CompanyAddressLines><CompanyAddressLine1>Company Address Line 1</CompanyAddressLine1><CompanyAddressLine2>Company Address Line 2</CompanyAddressLine2><CompanyAddressLine3>Company Address Line 3</CompanyAddressLine3><CompanyAddressLine4>Company Address Line 4</CompanyAddressLine4><CompanyAddressLine5>Company Address Line 5</CompanyAddressLine5><CompanyAddressLine6>Company Address Line 6</CompanyAddressLine6><CompanyAddressLine7>Company Address Line 7</CompanyAddressLine7><CompanyAddressLine8>Company Address Line 8</CompanyAddressLine8></CompanyAddressLines><CompanyPhone>Company Phone</CompanyPhone><CompanyPhoneCaption>Company Phone Caption</CompanyPhoneCaption><CompanyFaxNo>Company Fax No.</CompanyFaxNo><CompanyFaxNoCaption>Company Fax No. Caption</CompanyFaxNoCaption><CompanyEmail>Company Email</CompanyEmail><CompanyEmailCaption>Company Email Caption</CompanyEmailCaption><CompanyHomePage>Company Home Page</CompanyHomePage><CompanyHomePageCaption>Company Home Page Caption</CompanyHomePageCaption><CompanyLogo>Company Logo</CompanyLogo><CompanyVATRegistrationNo>Company VAT Registration No.</CompanyVATRegistrationNo><CompanyVATRegistrationNoCaption>Company VAT Registration No. Caption</CompanyVATRegistrationNoCaption><CompanyRegistrationNo>Company Registration No.</CompanyRegistrationNo><CompanyRegistrationNoCaption>Company Registration No. Caption</CompanyRegistrationNoCaption><CompanyBankName>Company Bank Name</CompanyBankName><CompanyBankNameCaption>Company Bank Name Caption</CompanyBankNameCaption><CompanyBankAccountNo>Company Bank Account No.</CompanyBankAccountNo><CompanyBankAccountNoCaption>Company Bank Account No. Caption</CompanyBankAccountNoCaption><CompanyBankBranchNo>Company Bank Branch No.</CompanyBankBranchNo><CompanyBankBranchNoCaption>Company Bank Branch No. Caption</CompanyBankBranchNoCaption><CompanyIBAN>Company IBAN</CompanyIBAN><CompanyIBANCaption>Company IBAN Caption</CompanyIBANCaption><CompanyBankSWIFT>Company Bank SWIFT</CompanyBankSWIFT><CompanyBankSWIFTCaption>Company Bank SWIFT Caption</CompanyBankSWIFTCaption><CompanyGiroNo>Company Giro No.</CompanyGiroNo><CompanyGiroNoCaption>Company Giro No. Caption</CompanyGiroNoCaption></CompanyMetadata></BCReportInformation>
+  <Customer>
+    <Name>Name</Name>
+    <No>No</No>
+  </Customer>
+</NavWordReportXmlPart>
 </file>